--- a/policies/build/masters/IMS.3_v2_master.docx
+++ b/policies/build/masters/IMS.3_v2_master.docx
@@ -11,40 +11,25 @@
         <w:rPr>
           <w:b/>
           <w:bCs/>
+          <w:sz w:val="28"/>
+          <w:szCs w:val="28"/>
+        </w:rPr>
+        <w:t>Policy on Medical Record Reflects Continuity of Care</w:t>
+      </w:r>
+    </w:p>
+    <w:p>
+      <w:pPr>
+        <w:spacing w:after="60"/>
+        <w:jc w:val="center"/>
+      </w:pPr>
+      <w:r>
+        <w:rPr>
+          <w:b/>
+          <w:bCs/>
           <w:sz w:val="32"/>
           <w:szCs w:val="32"/>
         </w:rPr>
         <w:t xml:space="preserve">«Hospital Name»</w:t>
-      </w:r>
-    </w:p>
-    <w:p>
-      <w:pPr>
-        <w:spacing w:after="60"/>
-        <w:jc w:val="center"/>
-      </w:pPr>
-      <w:r>
-        <w:rPr>
-          <w:b/>
-          <w:bCs/>
-          <w:sz w:val="28"/>
-          <w:szCs w:val="28"/>
-        </w:rPr>
-        <w:t xml:space="preserve">Medical Record Reflects Continuity of Care</w:t>
-      </w:r>
-    </w:p>
-    <w:p>
-      <w:pPr>
-        <w:spacing w:after="240"/>
-        <w:jc w:val="center"/>
-      </w:pPr>
-      <w:r>
-        <w:rPr>
-          <w:i/>
-          <w:iCs/>
-          <w:sz w:val="20"/>
-          <w:szCs w:val="20"/>
-        </w:rPr>
-        <w:t xml:space="preserve">Continuity items in the record, including discharge-summary and cause-of-death copies.</w:t>
       </w:r>
     </w:p>
     <w:p>
@@ -2561,171 +2546,6 @@
         <w:t xml:space="preserve">The Medical Records Officer holds signed acknowledgements.</w:t>
       </w:r>
     </w:p>
-    <w:p>
-      <w:pPr>
-        <w:pStyle w:val="Heading1"/>
-        <w:spacing w:after="120" w:before="280"/>
-      </w:pPr>
-      <w:r>
-        <w:t xml:space="preserve">9. References</w:t>
-      </w:r>
-    </w:p>
-    <w:p>
-      <w:pPr>
-        <w:pStyle w:val="ListParagraph"/>
-        <w:numPr>
-          <w:ilvl w:val="0"/>
-          <w:numId w:val="1"/>
-        </w:numPr>
-        <w:spacing w:after="60"/>
-      </w:pPr>
-      <w:r>
-        <w:rPr>
-          <w:sz w:val="22"/>
-          <w:szCs w:val="22"/>
-        </w:rPr>
-        <w:t xml:space="preserve">National Accreditation Board for Hospitals and Healthcare Providers (NABH), Standards for Small Healthcare Organisations, 3rd Edition — Information Management System chapter, standard IMS.3.</w:t>
-      </w:r>
-    </w:p>
-    <w:p>
-      <w:pPr>
-        <w:pStyle w:val="ListParagraph"/>
-        <w:numPr>
-          <w:ilvl w:val="0"/>
-          <w:numId w:val="1"/>
-        </w:numPr>
-        <w:spacing w:after="60"/>
-      </w:pPr>
-      <w:r>
-        <w:rPr>
-          <w:sz w:val="22"/>
-          <w:szCs w:val="22"/>
-        </w:rPr>
-        <w:t xml:space="preserve">Internal documents of «Hospital Name»: medical-record completeness checklist (continuity items); transfer-note copy; discharge-summary copy; cause-of-death certificate copy; after-hours retrieval log.</w:t>
-      </w:r>
-    </w:p>
-    <w:p>
-      <w:pPr>
-        <w:pStyle w:val="ListParagraph"/>
-        <w:numPr>
-          <w:ilvl w:val="0"/>
-          <w:numId w:val="1"/>
-        </w:numPr>
-        <w:spacing w:after="60"/>
-      </w:pPr>
-      <w:r>
-        <w:rPr>
-          <w:sz w:val="22"/>
-          <w:szCs w:val="22"/>
-        </w:rPr>
-        <w:t xml:space="preserve">Cross-referenced policies: AAC.2 (transfer-out); AAC.3 (assessment and plan); AAC.7 (handover); AAC.8 (discharge summary and death summary); COP (operative and procedure notes).</w:t>
-      </w:r>
-    </w:p>
-    <w:p>
-      <w:pPr>
-        <w:pStyle w:val="Heading1"/>
-        <w:spacing w:after="120" w:before="280"/>
-      </w:pPr>
-      <w:r>
-        <w:t xml:space="preserve">10. Distribution</w:t>
-      </w:r>
-    </w:p>
-    <w:p>
-      <w:pPr>
-        <w:spacing w:after="140"/>
-      </w:pPr>
-      <w:r>
-        <w:rPr>
-          <w:sz w:val="22"/>
-          <w:szCs w:val="22"/>
-        </w:rPr>
-        <w:t xml:space="preserve">Official master copy: office of the Medical Superintendent, «Hospital Name», with the Medical Records Officer and the Quality Coordinator.</w:t>
-      </w:r>
-    </w:p>
-    <w:p>
-      <w:pPr>
-        <w:spacing w:after="140"/>
-      </w:pPr>
-      <w:r>
-        <w:rPr>
-          <w:sz w:val="22"/>
-          <w:szCs w:val="22"/>
-        </w:rPr>
-        <w:t xml:space="preserve">Copies issued to: all clinical departments; nursing administration; records office.</w:t>
-      </w:r>
-    </w:p>
-    <w:p>
-      <w:pPr>
-        <w:spacing w:after="140"/>
-      </w:pPr>
-      <w:r>
-        <w:rPr>
-          <w:sz w:val="22"/>
-          <w:szCs w:val="22"/>
-        </w:rPr>
-        <w:t xml:space="preserve">The current version is available to all staff at the «records-office policy file» and, if the hospital keeps an intranet, at «staff intranet / policies».</w:t>
-      </w:r>
-    </w:p>
-    <w:p>
-      <w:pPr>
-        <w:spacing w:after="140"/>
-      </w:pPr>
-      <w:r>
-        <w:rPr>
-          <w:sz w:val="22"/>
-          <w:szCs w:val="22"/>
-        </w:rPr>
-        <w:t xml:space="preserve">When a new version is issued, take old copies out of use.</w:t>
-      </w:r>
-    </w:p>
-    <w:p>
-      <w:pPr>
-        <w:pStyle w:val="Heading1"/>
-        <w:spacing w:after="120" w:before="280"/>
-      </w:pPr>
-      <w:r>
-        <w:t xml:space="preserve">11. Abbreviations</w:t>
-      </w:r>
-    </w:p>
-    <w:p>
-      <w:pPr>
-        <w:spacing w:after="140"/>
-      </w:pPr>
-      <w:r>
-        <w:rPr>
-          <w:sz w:val="22"/>
-          <w:szCs w:val="22"/>
-        </w:rPr>
-        <w:t xml:space="preserve">CAPA — corrective and preventive action
-IMS — Information Management System (NABH SHCO chapter 10)
-NABH — National Accreditation Board for Hospitals and Healthcare Providers
-OE — objective element
-SHCO — Standards for Small Healthcare Organisations</w:t>
-      </w:r>
-    </w:p>
-    <w:p>
-      <w:pPr>
-        <w:pStyle w:val="Heading1"/>
-        <w:spacing w:after="120" w:before="280"/>
-      </w:pPr>
-      <w:r>
-        <w:t xml:space="preserve">12. Traceability to NABH SHCO 3rd Edition IMS.3</w:t>
-      </w:r>
-    </w:p>
-    <w:p>
-      <w:pPr>
-        <w:spacing w:after="120"/>
-      </w:pPr>
-      <w:r>
-        <w:rPr>
-          <w:i/>
-          <w:iCs/>
-          <w:sz w:val="20"/>
-          <w:szCs w:val="20"/>
-        </w:rPr>
-        <w:t xml:space="preserve">This table is an index. It is not how the policy is organised.</w:t>
-      </w:r>
-    </w:p>
     <w:tbl>
       <w:tblPr>
         <w:tblW w:type="pct" w:w="100%"/>
@@ -3385,7 +3205,89 @@
         <w:spacing w:after="120" w:before="280"/>
       </w:pPr>
       <w:r>
-        <w:t xml:space="preserve">13. Required Records / Evidence Checklist</w:t>
+        <w:t>9. Distribution</w:t>
+      </w:r>
+    </w:p>
+    <w:p>
+      <w:pPr>
+        <w:spacing w:after="140"/>
+      </w:pPr>
+      <w:r>
+        <w:rPr>
+          <w:sz w:val="22"/>
+          <w:szCs w:val="22"/>
+        </w:rPr>
+        <w:t xml:space="preserve">Official master copy: office of the Medical Superintendent, «Hospital Name», with the Medical Records Officer and the Quality Coordinator.</w:t>
+      </w:r>
+    </w:p>
+    <w:p>
+      <w:pPr>
+        <w:spacing w:after="140"/>
+      </w:pPr>
+      <w:r>
+        <w:rPr>
+          <w:sz w:val="22"/>
+          <w:szCs w:val="22"/>
+        </w:rPr>
+        <w:t xml:space="preserve">Copies issued to: all clinical departments; nursing administration; records office.</w:t>
+      </w:r>
+    </w:p>
+    <w:p>
+      <w:pPr>
+        <w:spacing w:after="140"/>
+      </w:pPr>
+      <w:r>
+        <w:rPr>
+          <w:sz w:val="22"/>
+          <w:szCs w:val="22"/>
+        </w:rPr>
+        <w:t xml:space="preserve">The current version is available to all staff at the «records-office policy file» and, if the hospital keeps an intranet, at «staff intranet / policies».</w:t>
+      </w:r>
+    </w:p>
+    <w:p>
+      <w:pPr>
+        <w:spacing w:after="140"/>
+      </w:pPr>
+      <w:r>
+        <w:rPr>
+          <w:sz w:val="22"/>
+          <w:szCs w:val="22"/>
+        </w:rPr>
+        <w:t xml:space="preserve">When a new version is issued, take old copies out of use.</w:t>
+      </w:r>
+    </w:p>
+    <w:p>
+      <w:pPr>
+        <w:pStyle w:val="Heading1"/>
+        <w:spacing w:after="120" w:before="280"/>
+      </w:pPr>
+      <w:r>
+        <w:t>10. Abbreviations</w:t>
+      </w:r>
+    </w:p>
+    <w:p>
+      <w:pPr>
+        <w:spacing w:after="140"/>
+      </w:pPr>
+      <w:r>
+        <w:rPr>
+          <w:sz w:val="22"/>
+          <w:szCs w:val="22"/>
+        </w:rPr>
+        <w:t xml:space="preserve">CAPA — corrective and preventive action
+IMS — Information Management System (NABH SHCO chapter 10)
+NABH — National Accreditation Board for Hospitals and Healthcare Providers
+OE — objective element
+SHCO — Standards for Small Healthcare Organisations</w:t>
+      </w:r>
+    </w:p>
+    <w:p>
+      <w:pPr>
+        <w:pStyle w:val="Heading1"/>
+        <w:spacing w:after="120" w:before="280"/>
+      </w:pPr>
+      <w:r>
+        <w:t>11. Traceability to NABH SHCO 3rd Edition IMS.3</w:t>
       </w:r>
     </w:p>
     <w:p>
@@ -3399,6 +3301,29 @@
           <w:sz w:val="20"/>
           <w:szCs w:val="20"/>
         </w:rPr>
+        <w:t xml:space="preserve">This table is an index. It is not how the policy is organised.</w:t>
+      </w:r>
+    </w:p>
+    <w:p>
+      <w:pPr>
+        <w:pStyle w:val="Heading1"/>
+        <w:spacing w:after="120" w:before="280"/>
+      </w:pPr>
+      <w:r>
+        <w:t>12. Required Records / Evidence Checklist</w:t>
+      </w:r>
+    </w:p>
+    <w:p>
+      <w:pPr>
+        <w:spacing w:after="120"/>
+      </w:pPr>
+      <w:r>
+        <w:rPr>
+          <w:i/>
+          <w:iCs/>
+          <w:sz w:val="20"/>
+          <w:szCs w:val="20"/>
+        </w:rPr>
         <w:t xml:space="preserve">Records the hospital holds under this policy, listed by objective element.</w:t>
       </w:r>
     </w:p>
@@ -3760,6 +3685,66 @@
           <w:szCs w:val="22"/>
         </w:rPr>
         <w:t xml:space="preserve">Quarterly check that a treating care provider can obtain a past record when needed for care.</w:t>
+      </w:r>
+    </w:p>
+    <w:p>
+      <w:pPr>
+        <w:pStyle w:val="Heading1"/>
+        <w:spacing w:after="120" w:before="280"/>
+      </w:pPr>
+      <w:r>
+        <w:t>13. References</w:t>
+      </w:r>
+    </w:p>
+    <w:p>
+      <w:pPr>
+        <w:pStyle w:val="ListParagraph"/>
+        <w:numPr>
+          <w:ilvl w:val="0"/>
+          <w:numId w:val="1"/>
+        </w:numPr>
+        <w:spacing w:after="60"/>
+      </w:pPr>
+      <w:r>
+        <w:rPr>
+          <w:sz w:val="22"/>
+          <w:szCs w:val="22"/>
+        </w:rPr>
+        <w:t xml:space="preserve">National Accreditation Board for Hospitals and Healthcare Providers (NABH), Standards for Small Healthcare Organisations, 3rd Edition — Information Management System chapter, standard IMS.3.</w:t>
+      </w:r>
+    </w:p>
+    <w:p>
+      <w:pPr>
+        <w:pStyle w:val="ListParagraph"/>
+        <w:numPr>
+          <w:ilvl w:val="0"/>
+          <w:numId w:val="1"/>
+        </w:numPr>
+        <w:spacing w:after="60"/>
+      </w:pPr>
+      <w:r>
+        <w:rPr>
+          <w:sz w:val="22"/>
+          <w:szCs w:val="22"/>
+        </w:rPr>
+        <w:t xml:space="preserve">Internal documents of «Hospital Name»: medical-record completeness checklist (continuity items); transfer-note copy; discharge-summary copy; cause-of-death certificate copy; after-hours retrieval log.</w:t>
+      </w:r>
+    </w:p>
+    <w:p>
+      <w:pPr>
+        <w:pStyle w:val="ListParagraph"/>
+        <w:numPr>
+          <w:ilvl w:val="0"/>
+          <w:numId w:val="1"/>
+        </w:numPr>
+        <w:spacing w:after="60"/>
+      </w:pPr>
+      <w:r>
+        <w:rPr>
+          <w:sz w:val="22"/>
+          <w:szCs w:val="22"/>
+        </w:rPr>
+        <w:t xml:space="preserve">Cross-referenced policies: AAC.2 (transfer-out); AAC.3 (assessment and plan); AAC.7 (handover); AAC.8 (discharge summary and death summary); COP (operative and procedure notes).</w:t>
       </w:r>
     </w:p>
     <w:p>
@@ -3884,7 +3869,7 @@
         <w:sz w:val="16"/>
         <w:szCs w:val="16"/>
       </w:rPr>
-      <w:t xml:space="preserve">«Hospital Name»  |  «IMS/POL/03»  |  Controlled document  |  Medical Record Reflects Continuity of Care</w:t>
+      <w:t>«Hospital Name»  |  «IMS/POL/03»  |  Controlled document  |  Policy on Medical Record Reflects Continuity of Care</w:t>
     </w:r>
   </w:p>
 </w:ftr>

--- a/policies/build/masters/IMS.3_v2_master.docx
+++ b/policies/build/masters/IMS.3_v2_master.docx
@@ -2563,6 +2563,7 @@
         <w:gridCol w:w="100"/>
         <w:gridCol w:w="100"/>
         <w:gridCol w:w="100"/>
+        <w:gridCol w:w="100"/>
       </w:tblGrid>
       <w:tr>
         <w:tc>
@@ -2590,6 +2591,26 @@
         </w:tc>
         <w:tc>
           <w:tcPr>
+            <w:tcW w:type="pct" w:w="12%"/>
+            <w:tcBorders>
+              <w:top w:val="single" w:color="999999" w:sz="4"/>
+              <w:left w:val="single" w:color="999999" w:sz="4"/>
+              <w:bottom w:val="single" w:color="999999" w:sz="4"/>
+              <w:right w:val="single" w:color="999999" w:sz="4"/>
+            </w:tcBorders>
+            <w:shd w:fill="E8E8E8" w:val="clear"/>
+          </w:tcPr>
+          <w:p>
+            <w:r>
+              <w:rPr>
+                <w:b/>
+              </w:rPr>
+              <w:t>Level</w:t>
+            </w:r>
+          </w:p>
+        </w:tc>
+        <w:tc>
+          <w:tcPr>
             <w:tcW w:type="pct" w:w="32%"/>
             <w:tcBorders>
               <w:top w:val="single" w:color="999999" w:sz="4"/>
@@ -2683,6 +2704,22 @@
         </w:tc>
         <w:tc>
           <w:tcPr>
+            <w:tcW w:type="pct" w:w="12%"/>
+            <w:tcBorders>
+              <w:top w:val="single" w:color="999999" w:sz="4"/>
+              <w:left w:val="single" w:color="999999" w:sz="4"/>
+              <w:bottom w:val="single" w:color="999999" w:sz="4"/>
+              <w:right w:val="single" w:color="999999" w:sz="4"/>
+            </w:tcBorders>
+          </w:tcPr>
+          <w:p>
+            <w:r>
+              <w:t>Commitment</w:t>
+            </w:r>
+          </w:p>
+        </w:tc>
+        <w:tc>
+          <w:tcPr>
             <w:tcW w:type="pct" w:w="32%"/>
             <w:tcBorders>
               <w:top w:val="single" w:color="999999" w:sz="4"/>
@@ -2773,6 +2810,22 @@
         </w:tc>
         <w:tc>
           <w:tcPr>
+            <w:tcW w:type="pct" w:w="12%"/>
+            <w:tcBorders>
+              <w:top w:val="single" w:color="999999" w:sz="4"/>
+              <w:left w:val="single" w:color="999999" w:sz="4"/>
+              <w:bottom w:val="single" w:color="999999" w:sz="4"/>
+              <w:right w:val="single" w:color="999999" w:sz="4"/>
+            </w:tcBorders>
+          </w:tcPr>
+          <w:p>
+            <w:r>
+              <w:t>Commitment</w:t>
+            </w:r>
+          </w:p>
+        </w:tc>
+        <w:tc>
+          <w:tcPr>
             <w:tcW w:type="pct" w:w="32%"/>
             <w:tcBorders>
               <w:top w:val="single" w:color="999999" w:sz="4"/>
@@ -2863,6 +2916,22 @@
         </w:tc>
         <w:tc>
           <w:tcPr>
+            <w:tcW w:type="pct" w:w="12%"/>
+            <w:tcBorders>
+              <w:top w:val="single" w:color="999999" w:sz="4"/>
+              <w:left w:val="single" w:color="999999" w:sz="4"/>
+              <w:bottom w:val="single" w:color="999999" w:sz="4"/>
+              <w:right w:val="single" w:color="999999" w:sz="4"/>
+            </w:tcBorders>
+          </w:tcPr>
+          <w:p>
+            <w:r>
+              <w:t>Commitment</w:t>
+            </w:r>
+          </w:p>
+        </w:tc>
+        <w:tc>
+          <w:tcPr>
             <w:tcW w:type="pct" w:w="32%"/>
             <w:tcBorders>
               <w:top w:val="single" w:color="999999" w:sz="4"/>
@@ -2953,6 +3022,22 @@
         </w:tc>
         <w:tc>
           <w:tcPr>
+            <w:tcW w:type="pct" w:w="12%"/>
+            <w:tcBorders>
+              <w:top w:val="single" w:color="999999" w:sz="4"/>
+              <w:left w:val="single" w:color="999999" w:sz="4"/>
+              <w:bottom w:val="single" w:color="999999" w:sz="4"/>
+              <w:right w:val="single" w:color="999999" w:sz="4"/>
+            </w:tcBorders>
+          </w:tcPr>
+          <w:p>
+            <w:r>
+              <w:t>Commitment</w:t>
+            </w:r>
+          </w:p>
+        </w:tc>
+        <w:tc>
+          <w:tcPr>
             <w:tcW w:type="pct" w:w="32%"/>
             <w:tcBorders>
               <w:top w:val="single" w:color="999999" w:sz="4"/>
@@ -3043,6 +3128,22 @@
         </w:tc>
         <w:tc>
           <w:tcPr>
+            <w:tcW w:type="pct" w:w="12%"/>
+            <w:tcBorders>
+              <w:top w:val="single" w:color="999999" w:sz="4"/>
+              <w:left w:val="single" w:color="999999" w:sz="4"/>
+              <w:bottom w:val="single" w:color="999999" w:sz="4"/>
+              <w:right w:val="single" w:color="999999" w:sz="4"/>
+            </w:tcBorders>
+          </w:tcPr>
+          <w:p>
+            <w:r>
+              <w:t>Commitment</w:t>
+            </w:r>
+          </w:p>
+        </w:tc>
+        <w:tc>
+          <w:tcPr>
             <w:tcW w:type="pct" w:w="32%"/>
             <w:tcBorders>
               <w:top w:val="single" w:color="999999" w:sz="4"/>
@@ -3133,6 +3234,22 @@
         </w:tc>
         <w:tc>
           <w:tcPr>
+            <w:tcW w:type="pct" w:w="12%"/>
+            <w:tcBorders>
+              <w:top w:val="single" w:color="999999" w:sz="4"/>
+              <w:left w:val="single" w:color="999999" w:sz="4"/>
+              <w:bottom w:val="single" w:color="999999" w:sz="4"/>
+              <w:right w:val="single" w:color="999999" w:sz="4"/>
+            </w:tcBorders>
+          </w:tcPr>
+          <w:p>
+            <w:r>
+              <w:t>Commitment</w:t>
+            </w:r>
+          </w:p>
+        </w:tc>
+        <w:tc>
+          <w:tcPr>
             <w:tcW w:type="pct" w:w="32%"/>
             <w:tcBorders>
               <w:top w:val="single" w:color="999999" w:sz="4"/>
@@ -3265,22 +3382,275 @@
         <w:t>10. Abbreviations</w:t>
       </w:r>
     </w:p>
-    <w:p>
-      <w:pPr>
-        <w:spacing w:after="140"/>
-      </w:pPr>
-      <w:r>
-        <w:rPr>
-          <w:sz w:val="22"/>
-          <w:szCs w:val="22"/>
-        </w:rPr>
-        <w:t xml:space="preserve">CAPA — corrective and preventive action
-IMS — Information Management System (NABH SHCO chapter 10)
-NABH — National Accreditation Board for Hospitals and Healthcare Providers
-OE — objective element
-SHCO — Standards for Small Healthcare Organisations</w:t>
-      </w:r>
-    </w:p>
+    <w:tbl>
+      <w:tblPr>
+        <w:tblW w:type="pct" w:w="100%"/>
+        <w:tblBorders>
+          <w:top w:val="single" w:color="auto" w:sz="4"/>
+          <w:left w:val="single" w:color="auto" w:sz="4"/>
+          <w:bottom w:val="single" w:color="auto" w:sz="4"/>
+          <w:right w:val="single" w:color="auto" w:sz="4"/>
+          <w:insideH w:val="single" w:color="auto" w:sz="4"/>
+          <w:insideV w:val="single" w:color="auto" w:sz="4"/>
+        </w:tblBorders>
+      </w:tblPr>
+      <w:tblGrid>
+        <w:gridCol w:w="100"/>
+        <w:gridCol w:w="100"/>
+      </w:tblGrid>
+      <w:tr>
+        <w:tc>
+          <w:tcPr>
+            <w:tcW w:type="pct" w:w="22%"/>
+            <w:tcBorders>
+              <w:top w:val="single" w:color="999999" w:sz="4"/>
+              <w:left w:val="single" w:color="999999" w:sz="4"/>
+              <w:bottom w:val="single" w:color="999999" w:sz="4"/>
+              <w:right w:val="single" w:color="999999" w:sz="4"/>
+            </w:tcBorders>
+            <w:shd w:fill="E8E8E8" w:val="clear"/>
+          </w:tcPr>
+          <w:p>
+            <w:r>
+              <w:rPr>
+                <w:b/>
+              </w:rPr>
+              <w:t>Abbreviation</w:t>
+            </w:r>
+          </w:p>
+        </w:tc>
+        <w:tc>
+          <w:tcPr>
+            <w:tcW w:type="pct" w:w="22%"/>
+            <w:tcBorders>
+              <w:top w:val="single" w:color="999999" w:sz="4"/>
+              <w:left w:val="single" w:color="999999" w:sz="4"/>
+              <w:bottom w:val="single" w:color="999999" w:sz="4"/>
+              <w:right w:val="single" w:color="999999" w:sz="4"/>
+            </w:tcBorders>
+            <w:shd w:fill="E8E8E8" w:val="clear"/>
+          </w:tcPr>
+          <w:p>
+            <w:r>
+              <w:rPr>
+                <w:b/>
+              </w:rPr>
+              <w:t>Meaning</w:t>
+            </w:r>
+          </w:p>
+        </w:tc>
+      </w:tr>
+      <w:tr>
+        <w:tc>
+          <w:tcPr>
+            <w:tcW w:type="pct" w:w="22%"/>
+            <w:tcBorders>
+              <w:top w:val="single" w:color="999999" w:sz="4"/>
+              <w:left w:val="single" w:color="999999" w:sz="4"/>
+              <w:bottom w:val="single" w:color="999999" w:sz="4"/>
+              <w:right w:val="single" w:color="999999" w:sz="4"/>
+            </w:tcBorders>
+            <w:shd w:fill="E8E8E8" w:val="clear"/>
+          </w:tcPr>
+          <w:p>
+            <w:r>
+              <w:rPr>
+                <w:b w:val="0"/>
+              </w:rPr>
+              <w:t>CAPA</w:t>
+            </w:r>
+          </w:p>
+        </w:tc>
+        <w:tc>
+          <w:tcPr>
+            <w:tcW w:type="pct" w:w="22%"/>
+            <w:tcBorders>
+              <w:top w:val="single" w:color="999999" w:sz="4"/>
+              <w:left w:val="single" w:color="999999" w:sz="4"/>
+              <w:bottom w:val="single" w:color="999999" w:sz="4"/>
+              <w:right w:val="single" w:color="999999" w:sz="4"/>
+            </w:tcBorders>
+            <w:shd w:fill="E8E8E8" w:val="clear"/>
+          </w:tcPr>
+          <w:p>
+            <w:r>
+              <w:rPr>
+                <w:b w:val="0"/>
+              </w:rPr>
+              <w:t>corrective and preventive action</w:t>
+            </w:r>
+          </w:p>
+        </w:tc>
+      </w:tr>
+      <w:tr>
+        <w:tc>
+          <w:tcPr>
+            <w:tcW w:type="pct" w:w="22%"/>
+            <w:tcBorders>
+              <w:top w:val="single" w:color="999999" w:sz="4"/>
+              <w:left w:val="single" w:color="999999" w:sz="4"/>
+              <w:bottom w:val="single" w:color="999999" w:sz="4"/>
+              <w:right w:val="single" w:color="999999" w:sz="4"/>
+            </w:tcBorders>
+            <w:shd w:fill="E8E8E8" w:val="clear"/>
+          </w:tcPr>
+          <w:p>
+            <w:r>
+              <w:rPr>
+                <w:b w:val="0"/>
+              </w:rPr>
+              <w:t>IMS</w:t>
+            </w:r>
+          </w:p>
+        </w:tc>
+        <w:tc>
+          <w:tcPr>
+            <w:tcW w:type="pct" w:w="22%"/>
+            <w:tcBorders>
+              <w:top w:val="single" w:color="999999" w:sz="4"/>
+              <w:left w:val="single" w:color="999999" w:sz="4"/>
+              <w:bottom w:val="single" w:color="999999" w:sz="4"/>
+              <w:right w:val="single" w:color="999999" w:sz="4"/>
+            </w:tcBorders>
+            <w:shd w:fill="E8E8E8" w:val="clear"/>
+          </w:tcPr>
+          <w:p>
+            <w:r>
+              <w:rPr>
+                <w:b w:val="0"/>
+              </w:rPr>
+              <w:t>Information Management System (NABH SHCO chapter 10)</w:t>
+            </w:r>
+          </w:p>
+        </w:tc>
+      </w:tr>
+      <w:tr>
+        <w:tc>
+          <w:tcPr>
+            <w:tcW w:type="pct" w:w="22%"/>
+            <w:tcBorders>
+              <w:top w:val="single" w:color="999999" w:sz="4"/>
+              <w:left w:val="single" w:color="999999" w:sz="4"/>
+              <w:bottom w:val="single" w:color="999999" w:sz="4"/>
+              <w:right w:val="single" w:color="999999" w:sz="4"/>
+            </w:tcBorders>
+            <w:shd w:fill="E8E8E8" w:val="clear"/>
+          </w:tcPr>
+          <w:p>
+            <w:r>
+              <w:rPr>
+                <w:b w:val="0"/>
+              </w:rPr>
+              <w:t>NABH</w:t>
+            </w:r>
+          </w:p>
+        </w:tc>
+        <w:tc>
+          <w:tcPr>
+            <w:tcW w:type="pct" w:w="22%"/>
+            <w:tcBorders>
+              <w:top w:val="single" w:color="999999" w:sz="4"/>
+              <w:left w:val="single" w:color="999999" w:sz="4"/>
+              <w:bottom w:val="single" w:color="999999" w:sz="4"/>
+              <w:right w:val="single" w:color="999999" w:sz="4"/>
+            </w:tcBorders>
+            <w:shd w:fill="E8E8E8" w:val="clear"/>
+          </w:tcPr>
+          <w:p>
+            <w:r>
+              <w:rPr>
+                <w:b w:val="0"/>
+              </w:rPr>
+              <w:t>National Accreditation Board for Hospitals and Healthcare Providers</w:t>
+            </w:r>
+          </w:p>
+        </w:tc>
+      </w:tr>
+      <w:tr>
+        <w:tc>
+          <w:tcPr>
+            <w:tcW w:type="pct" w:w="22%"/>
+            <w:tcBorders>
+              <w:top w:val="single" w:color="999999" w:sz="4"/>
+              <w:left w:val="single" w:color="999999" w:sz="4"/>
+              <w:bottom w:val="single" w:color="999999" w:sz="4"/>
+              <w:right w:val="single" w:color="999999" w:sz="4"/>
+            </w:tcBorders>
+            <w:shd w:fill="E8E8E8" w:val="clear"/>
+          </w:tcPr>
+          <w:p>
+            <w:r>
+              <w:rPr>
+                <w:b w:val="0"/>
+              </w:rPr>
+              <w:t>OE</w:t>
+            </w:r>
+          </w:p>
+        </w:tc>
+        <w:tc>
+          <w:tcPr>
+            <w:tcW w:type="pct" w:w="22%"/>
+            <w:tcBorders>
+              <w:top w:val="single" w:color="999999" w:sz="4"/>
+              <w:left w:val="single" w:color="999999" w:sz="4"/>
+              <w:bottom w:val="single" w:color="999999" w:sz="4"/>
+              <w:right w:val="single" w:color="999999" w:sz="4"/>
+            </w:tcBorders>
+            <w:shd w:fill="E8E8E8" w:val="clear"/>
+          </w:tcPr>
+          <w:p>
+            <w:r>
+              <w:rPr>
+                <w:b w:val="0"/>
+              </w:rPr>
+              <w:t>objective element</w:t>
+            </w:r>
+          </w:p>
+        </w:tc>
+      </w:tr>
+      <w:tr>
+        <w:tc>
+          <w:tcPr>
+            <w:tcW w:type="pct" w:w="22%"/>
+            <w:tcBorders>
+              <w:top w:val="single" w:color="999999" w:sz="4"/>
+              <w:left w:val="single" w:color="999999" w:sz="4"/>
+              <w:bottom w:val="single" w:color="999999" w:sz="4"/>
+              <w:right w:val="single" w:color="999999" w:sz="4"/>
+            </w:tcBorders>
+            <w:shd w:fill="E8E8E8" w:val="clear"/>
+          </w:tcPr>
+          <w:p>
+            <w:r>
+              <w:rPr>
+                <w:b w:val="0"/>
+              </w:rPr>
+              <w:t>SHCO</w:t>
+            </w:r>
+          </w:p>
+        </w:tc>
+        <w:tc>
+          <w:tcPr>
+            <w:tcW w:type="pct" w:w="22%"/>
+            <w:tcBorders>
+              <w:top w:val="single" w:color="999999" w:sz="4"/>
+              <w:left w:val="single" w:color="999999" w:sz="4"/>
+              <w:bottom w:val="single" w:color="999999" w:sz="4"/>
+              <w:right w:val="single" w:color="999999" w:sz="4"/>
+            </w:tcBorders>
+            <w:shd w:fill="E8E8E8" w:val="clear"/>
+          </w:tcPr>
+          <w:p>
+            <w:r>
+              <w:rPr>
+                <w:b w:val="0"/>
+              </w:rPr>
+              <w:t>Standards for Small Healthcare Organisations</w:t>
+            </w:r>
+          </w:p>
+        </w:tc>
+      </w:tr>
+    </w:tbl>
     <w:p>
       <w:pPr>
         <w:pStyle w:val="Heading1"/>

--- a/policies/build/masters/IMS.3_v2_master.docx
+++ b/policies/build/masters/IMS.3_v2_master.docx
@@ -682,18 +682,6 @@
     </w:p>
     <w:p>
       <w:pPr>
-        <w:spacing w:after="140"/>
-      </w:pPr>
-      <w:r>
-        <w:rPr>
-          <w:sz w:val="22"/>
-          <w:szCs w:val="22"/>
-        </w:rPr>
-        <w:t xml:space="preserve">Words marked «like this» are defaults a small hospital can keep. A blank marked «________» has no sensible default. Fill it in before this document is signed.</w:t>
-      </w:r>
-    </w:p>
-    <w:p>
-      <w:pPr>
         <w:pStyle w:val="Heading1"/>
         <w:spacing w:after="120" w:before="280"/>
       </w:pPr>
@@ -723,103 +711,6 @@
           <w:szCs w:val="22"/>
         </w:rPr>
         <w:t xml:space="preserve">It covers the six elements IMS.3.a–f. It does not cover entry authentication (IMS.2), confidentiality of access (IMS.4), retention (IMS.5), or the review programme (IMS.6).</w:t>
-      </w:r>
-    </w:p>
-    <w:p>
-      <w:pPr>
-        <w:spacing w:after="140"/>
-      </w:pPr>
-      <w:r>
-        <w:rPr>
-          <w:sz w:val="22"/>
-          <w:szCs w:val="22"/>
-        </w:rPr>
-        <w:t xml:space="preserve">Boundaries with other policies of «Hospital Name»:</w:t>
-      </w:r>
-    </w:p>
-    <w:p>
-      <w:pPr>
-        <w:pStyle w:val="ListParagraph"/>
-        <w:numPr>
-          <w:ilvl w:val="0"/>
-          <w:numId w:val="1"/>
-        </w:numPr>
-        <w:spacing w:after="60"/>
-      </w:pPr>
-      <w:r>
-        <w:rPr>
-          <w:sz w:val="22"/>
-          <w:szCs w:val="22"/>
-        </w:rPr>
-        <w:t xml:space="preserve">AAC.8 owns the discharge summary given to the patient. This policy owns that a copy is in the medical record (IMS.3.d).</w:t>
-      </w:r>
-    </w:p>
-    <w:p>
-      <w:pPr>
-        <w:pStyle w:val="ListParagraph"/>
-        <w:numPr>
-          <w:ilvl w:val="0"/>
-          <w:numId w:val="1"/>
-        </w:numPr>
-        <w:spacing w:after="60"/>
-      </w:pPr>
-      <w:r>
-        <w:rPr>
-          <w:sz w:val="22"/>
-          <w:szCs w:val="22"/>
-        </w:rPr>
-        <w:t xml:space="preserve">AAC.2 and AAC.7 own transfer-out and internal-handover mechanics. This policy owns that transfer details are in the record when the patient is transferred to another hospital (IMS.3.c).</w:t>
-      </w:r>
-    </w:p>
-    <w:p>
-      <w:pPr>
-        <w:pStyle w:val="ListParagraph"/>
-        <w:numPr>
-          <w:ilvl w:val="0"/>
-          <w:numId w:val="1"/>
-        </w:numPr>
-        <w:spacing w:after="60"/>
-      </w:pPr>
-      <w:r>
-        <w:rPr>
-          <w:sz w:val="22"/>
-          <w:szCs w:val="22"/>
-        </w:rPr>
-        <w:t xml:space="preserve">AAC.3 owns initial assessment, reassessment and the plan of care. This policy owns that those details are in the record (IMS.3.a–b).</w:t>
-      </w:r>
-    </w:p>
-    <w:p>
-      <w:pPr>
-        <w:pStyle w:val="ListParagraph"/>
-        <w:numPr>
-          <w:ilvl w:val="0"/>
-          <w:numId w:val="1"/>
-        </w:numPr>
-        <w:spacing w:after="60"/>
-      </w:pPr>
-      <w:r>
-        <w:rPr>
-          <w:sz w:val="22"/>
-          <w:szCs w:val="22"/>
-        </w:rPr>
-        <w:t xml:space="preserve">COP owns operative notes, procedure notes and clinical documentation of care given. This policy owns that those details are in the record (IMS.3.b).</w:t>
-      </w:r>
-    </w:p>
-    <w:p>
-      <w:pPr>
-        <w:pStyle w:val="ListParagraph"/>
-        <w:numPr>
-          <w:ilvl w:val="0"/>
-          <w:numId w:val="1"/>
-        </w:numPr>
-        <w:spacing w:after="60"/>
-      </w:pPr>
-      <w:r>
-        <w:rPr>
-          <w:sz w:val="22"/>
-          <w:szCs w:val="22"/>
-        </w:rPr>
-        <w:t xml:space="preserve">IMS.4 owns who may access the record. IMS.3.f owns that care providers have access to current and past records for care.</w:t>
       </w:r>
     </w:p>
     <w:p>

--- a/policies/build/masters/IMS.3_v2_master.docx
+++ b/policies/build/masters/IMS.3_v2_master.docx
@@ -2437,6 +2437,364 @@
         <w:t xml:space="preserve">The Medical Records Officer holds signed acknowledgements.</w:t>
       </w:r>
     </w:p>
+    <w:p>
+      <w:pPr>
+        <w:pStyle w:val="Heading1"/>
+        <w:spacing w:after="120" w:before="280"/>
+      </w:pPr>
+      <w:r>
+        <w:t>9. Distribution</w:t>
+      </w:r>
+    </w:p>
+    <w:p>
+      <w:pPr>
+        <w:spacing w:after="140"/>
+      </w:pPr>
+      <w:r>
+        <w:rPr>
+          <w:sz w:val="22"/>
+          <w:szCs w:val="22"/>
+        </w:rPr>
+        <w:t xml:space="preserve">Official master copy: office of the Medical Superintendent, «Hospital Name», with the Medical Records Officer and the Quality Coordinator.</w:t>
+      </w:r>
+    </w:p>
+    <w:p>
+      <w:pPr>
+        <w:spacing w:after="140"/>
+      </w:pPr>
+      <w:r>
+        <w:rPr>
+          <w:sz w:val="22"/>
+          <w:szCs w:val="22"/>
+        </w:rPr>
+        <w:t xml:space="preserve">Copies issued to: all clinical departments; nursing administration; records office.</w:t>
+      </w:r>
+    </w:p>
+    <w:p>
+      <w:pPr>
+        <w:spacing w:after="140"/>
+      </w:pPr>
+      <w:r>
+        <w:rPr>
+          <w:sz w:val="22"/>
+          <w:szCs w:val="22"/>
+        </w:rPr>
+        <w:t xml:space="preserve">The current version is available to all staff at the «records-office policy file» and, if the hospital keeps an intranet, at «staff intranet / policies».</w:t>
+      </w:r>
+    </w:p>
+    <w:p>
+      <w:pPr>
+        <w:spacing w:after="140"/>
+      </w:pPr>
+      <w:r>
+        <w:rPr>
+          <w:sz w:val="22"/>
+          <w:szCs w:val="22"/>
+        </w:rPr>
+        <w:t xml:space="preserve">When a new version is issued, take old copies out of use.</w:t>
+      </w:r>
+    </w:p>
+    <w:p>
+      <w:pPr>
+        <w:pStyle w:val="Heading1"/>
+        <w:spacing w:after="120" w:before="280"/>
+      </w:pPr>
+      <w:r>
+        <w:t>10. Abbreviations</w:t>
+      </w:r>
+    </w:p>
+    <w:tbl>
+      <w:tblPr>
+        <w:tblW w:type="pct" w:w="100%"/>
+        <w:tblBorders>
+          <w:top w:val="single" w:color="auto" w:sz="4"/>
+          <w:left w:val="single" w:color="auto" w:sz="4"/>
+          <w:bottom w:val="single" w:color="auto" w:sz="4"/>
+          <w:right w:val="single" w:color="auto" w:sz="4"/>
+          <w:insideH w:val="single" w:color="auto" w:sz="4"/>
+          <w:insideV w:val="single" w:color="auto" w:sz="4"/>
+        </w:tblBorders>
+      </w:tblPr>
+      <w:tblGrid>
+        <w:gridCol w:w="100"/>
+        <w:gridCol w:w="100"/>
+      </w:tblGrid>
+      <w:tr>
+        <w:tc>
+          <w:tcPr>
+            <w:tcW w:type="pct" w:w="22%"/>
+            <w:tcBorders>
+              <w:top w:val="single" w:color="999999" w:sz="4"/>
+              <w:left w:val="single" w:color="999999" w:sz="4"/>
+              <w:bottom w:val="single" w:color="999999" w:sz="4"/>
+              <w:right w:val="single" w:color="999999" w:sz="4"/>
+            </w:tcBorders>
+            <w:shd w:fill="E8E8E8" w:val="clear"/>
+          </w:tcPr>
+          <w:p>
+            <w:r>
+              <w:rPr>
+                <w:b/>
+              </w:rPr>
+              <w:t>Abbreviation</w:t>
+            </w:r>
+          </w:p>
+        </w:tc>
+        <w:tc>
+          <w:tcPr>
+            <w:tcW w:type="pct" w:w="22%"/>
+            <w:tcBorders>
+              <w:top w:val="single" w:color="999999" w:sz="4"/>
+              <w:left w:val="single" w:color="999999" w:sz="4"/>
+              <w:bottom w:val="single" w:color="999999" w:sz="4"/>
+              <w:right w:val="single" w:color="999999" w:sz="4"/>
+            </w:tcBorders>
+            <w:shd w:fill="E8E8E8" w:val="clear"/>
+          </w:tcPr>
+          <w:p>
+            <w:r>
+              <w:rPr>
+                <w:b/>
+              </w:rPr>
+              <w:t>Meaning</w:t>
+            </w:r>
+          </w:p>
+        </w:tc>
+      </w:tr>
+      <w:tr>
+        <w:tc>
+          <w:tcPr>
+            <w:tcW w:type="pct" w:w="22%"/>
+            <w:tcBorders>
+              <w:top w:val="single" w:color="999999" w:sz="4"/>
+              <w:left w:val="single" w:color="999999" w:sz="4"/>
+              <w:bottom w:val="single" w:color="999999" w:sz="4"/>
+              <w:right w:val="single" w:color="999999" w:sz="4"/>
+            </w:tcBorders>
+            <w:shd w:fill="E8E8E8" w:val="clear"/>
+          </w:tcPr>
+          <w:p>
+            <w:r>
+              <w:rPr>
+                <w:b w:val="0"/>
+              </w:rPr>
+              <w:t>CAPA</w:t>
+            </w:r>
+          </w:p>
+        </w:tc>
+        <w:tc>
+          <w:tcPr>
+            <w:tcW w:type="pct" w:w="22%"/>
+            <w:tcBorders>
+              <w:top w:val="single" w:color="999999" w:sz="4"/>
+              <w:left w:val="single" w:color="999999" w:sz="4"/>
+              <w:bottom w:val="single" w:color="999999" w:sz="4"/>
+              <w:right w:val="single" w:color="999999" w:sz="4"/>
+            </w:tcBorders>
+            <w:shd w:fill="E8E8E8" w:val="clear"/>
+          </w:tcPr>
+          <w:p>
+            <w:r>
+              <w:rPr>
+                <w:b w:val="0"/>
+              </w:rPr>
+              <w:t>corrective and preventive action</w:t>
+            </w:r>
+          </w:p>
+        </w:tc>
+      </w:tr>
+      <w:tr>
+        <w:tc>
+          <w:tcPr>
+            <w:tcW w:type="pct" w:w="22%"/>
+            <w:tcBorders>
+              <w:top w:val="single" w:color="999999" w:sz="4"/>
+              <w:left w:val="single" w:color="999999" w:sz="4"/>
+              <w:bottom w:val="single" w:color="999999" w:sz="4"/>
+              <w:right w:val="single" w:color="999999" w:sz="4"/>
+            </w:tcBorders>
+            <w:shd w:fill="E8E8E8" w:val="clear"/>
+          </w:tcPr>
+          <w:p>
+            <w:r>
+              <w:rPr>
+                <w:b w:val="0"/>
+              </w:rPr>
+              <w:t>IMS</w:t>
+            </w:r>
+          </w:p>
+        </w:tc>
+        <w:tc>
+          <w:tcPr>
+            <w:tcW w:type="pct" w:w="22%"/>
+            <w:tcBorders>
+              <w:top w:val="single" w:color="999999" w:sz="4"/>
+              <w:left w:val="single" w:color="999999" w:sz="4"/>
+              <w:bottom w:val="single" w:color="999999" w:sz="4"/>
+              <w:right w:val="single" w:color="999999" w:sz="4"/>
+            </w:tcBorders>
+            <w:shd w:fill="E8E8E8" w:val="clear"/>
+          </w:tcPr>
+          <w:p>
+            <w:r>
+              <w:rPr>
+                <w:b w:val="0"/>
+              </w:rPr>
+              <w:t>Information Management System (NABH SHCO chapter 10)</w:t>
+            </w:r>
+          </w:p>
+        </w:tc>
+      </w:tr>
+      <w:tr>
+        <w:tc>
+          <w:tcPr>
+            <w:tcW w:type="pct" w:w="22%"/>
+            <w:tcBorders>
+              <w:top w:val="single" w:color="999999" w:sz="4"/>
+              <w:left w:val="single" w:color="999999" w:sz="4"/>
+              <w:bottom w:val="single" w:color="999999" w:sz="4"/>
+              <w:right w:val="single" w:color="999999" w:sz="4"/>
+            </w:tcBorders>
+            <w:shd w:fill="E8E8E8" w:val="clear"/>
+          </w:tcPr>
+          <w:p>
+            <w:r>
+              <w:rPr>
+                <w:b w:val="0"/>
+              </w:rPr>
+              <w:t>NABH</w:t>
+            </w:r>
+          </w:p>
+        </w:tc>
+        <w:tc>
+          <w:tcPr>
+            <w:tcW w:type="pct" w:w="22%"/>
+            <w:tcBorders>
+              <w:top w:val="single" w:color="999999" w:sz="4"/>
+              <w:left w:val="single" w:color="999999" w:sz="4"/>
+              <w:bottom w:val="single" w:color="999999" w:sz="4"/>
+              <w:right w:val="single" w:color="999999" w:sz="4"/>
+            </w:tcBorders>
+            <w:shd w:fill="E8E8E8" w:val="clear"/>
+          </w:tcPr>
+          <w:p>
+            <w:r>
+              <w:rPr>
+                <w:b w:val="0"/>
+              </w:rPr>
+              <w:t>National Accreditation Board for Hospitals and Healthcare Providers</w:t>
+            </w:r>
+          </w:p>
+        </w:tc>
+      </w:tr>
+      <w:tr>
+        <w:tc>
+          <w:tcPr>
+            <w:tcW w:type="pct" w:w="22%"/>
+            <w:tcBorders>
+              <w:top w:val="single" w:color="999999" w:sz="4"/>
+              <w:left w:val="single" w:color="999999" w:sz="4"/>
+              <w:bottom w:val="single" w:color="999999" w:sz="4"/>
+              <w:right w:val="single" w:color="999999" w:sz="4"/>
+            </w:tcBorders>
+            <w:shd w:fill="E8E8E8" w:val="clear"/>
+          </w:tcPr>
+          <w:p>
+            <w:r>
+              <w:rPr>
+                <w:b w:val="0"/>
+              </w:rPr>
+              <w:t>OE</w:t>
+            </w:r>
+          </w:p>
+        </w:tc>
+        <w:tc>
+          <w:tcPr>
+            <w:tcW w:type="pct" w:w="22%"/>
+            <w:tcBorders>
+              <w:top w:val="single" w:color="999999" w:sz="4"/>
+              <w:left w:val="single" w:color="999999" w:sz="4"/>
+              <w:bottom w:val="single" w:color="999999" w:sz="4"/>
+              <w:right w:val="single" w:color="999999" w:sz="4"/>
+            </w:tcBorders>
+            <w:shd w:fill="E8E8E8" w:val="clear"/>
+          </w:tcPr>
+          <w:p>
+            <w:r>
+              <w:rPr>
+                <w:b w:val="0"/>
+              </w:rPr>
+              <w:t>objective element</w:t>
+            </w:r>
+          </w:p>
+        </w:tc>
+      </w:tr>
+      <w:tr>
+        <w:tc>
+          <w:tcPr>
+            <w:tcW w:type="pct" w:w="22%"/>
+            <w:tcBorders>
+              <w:top w:val="single" w:color="999999" w:sz="4"/>
+              <w:left w:val="single" w:color="999999" w:sz="4"/>
+              <w:bottom w:val="single" w:color="999999" w:sz="4"/>
+              <w:right w:val="single" w:color="999999" w:sz="4"/>
+            </w:tcBorders>
+            <w:shd w:fill="E8E8E8" w:val="clear"/>
+          </w:tcPr>
+          <w:p>
+            <w:r>
+              <w:rPr>
+                <w:b w:val="0"/>
+              </w:rPr>
+              <w:t>SHCO</w:t>
+            </w:r>
+          </w:p>
+        </w:tc>
+        <w:tc>
+          <w:tcPr>
+            <w:tcW w:type="pct" w:w="22%"/>
+            <w:tcBorders>
+              <w:top w:val="single" w:color="999999" w:sz="4"/>
+              <w:left w:val="single" w:color="999999" w:sz="4"/>
+              <w:bottom w:val="single" w:color="999999" w:sz="4"/>
+              <w:right w:val="single" w:color="999999" w:sz="4"/>
+            </w:tcBorders>
+            <w:shd w:fill="E8E8E8" w:val="clear"/>
+          </w:tcPr>
+          <w:p>
+            <w:r>
+              <w:rPr>
+                <w:b w:val="0"/>
+              </w:rPr>
+              <w:t>Standards for Small Healthcare Organisations</w:t>
+            </w:r>
+          </w:p>
+        </w:tc>
+      </w:tr>
+    </w:tbl>
+    <w:p>
+      <w:pPr>
+        <w:pStyle w:val="Heading1"/>
+        <w:spacing w:after="120" w:before="280"/>
+      </w:pPr>
+      <w:r>
+        <w:t>11. Traceability to NABH SHCO 3rd Edition IMS.3</w:t>
+      </w:r>
+    </w:p>
+    <w:p>
+      <w:pPr>
+        <w:spacing w:after="120"/>
+      </w:pPr>
+      <w:r>
+        <w:rPr>
+          <w:i/>
+          <w:iCs/>
+          <w:sz w:val="20"/>
+          <w:szCs w:val="20"/>
+        </w:rPr>
+        <w:t xml:space="preserve">This table is an index. It is not how the policy is organised.</w:t>
+      </w:r>
+    </w:p>
     <w:tbl>
       <w:tblPr>
         <w:tblW w:type="pct" w:w="100%"/>
@@ -3207,364 +3565,6 @@
         </w:tc>
       </w:tr>
     </w:tbl>
-    <w:p>
-      <w:pPr>
-        <w:pStyle w:val="Heading1"/>
-        <w:spacing w:after="120" w:before="280"/>
-      </w:pPr>
-      <w:r>
-        <w:t>9. Distribution</w:t>
-      </w:r>
-    </w:p>
-    <w:p>
-      <w:pPr>
-        <w:spacing w:after="140"/>
-      </w:pPr>
-      <w:r>
-        <w:rPr>
-          <w:sz w:val="22"/>
-          <w:szCs w:val="22"/>
-        </w:rPr>
-        <w:t xml:space="preserve">Official master copy: office of the Medical Superintendent, «Hospital Name», with the Medical Records Officer and the Quality Coordinator.</w:t>
-      </w:r>
-    </w:p>
-    <w:p>
-      <w:pPr>
-        <w:spacing w:after="140"/>
-      </w:pPr>
-      <w:r>
-        <w:rPr>
-          <w:sz w:val="22"/>
-          <w:szCs w:val="22"/>
-        </w:rPr>
-        <w:t xml:space="preserve">Copies issued to: all clinical departments; nursing administration; records office.</w:t>
-      </w:r>
-    </w:p>
-    <w:p>
-      <w:pPr>
-        <w:spacing w:after="140"/>
-      </w:pPr>
-      <w:r>
-        <w:rPr>
-          <w:sz w:val="22"/>
-          <w:szCs w:val="22"/>
-        </w:rPr>
-        <w:t xml:space="preserve">The current version is available to all staff at the «records-office policy file» and, if the hospital keeps an intranet, at «staff intranet / policies».</w:t>
-      </w:r>
-    </w:p>
-    <w:p>
-      <w:pPr>
-        <w:spacing w:after="140"/>
-      </w:pPr>
-      <w:r>
-        <w:rPr>
-          <w:sz w:val="22"/>
-          <w:szCs w:val="22"/>
-        </w:rPr>
-        <w:t xml:space="preserve">When a new version is issued, take old copies out of use.</w:t>
-      </w:r>
-    </w:p>
-    <w:p>
-      <w:pPr>
-        <w:pStyle w:val="Heading1"/>
-        <w:spacing w:after="120" w:before="280"/>
-      </w:pPr>
-      <w:r>
-        <w:t>10. Abbreviations</w:t>
-      </w:r>
-    </w:p>
-    <w:tbl>
-      <w:tblPr>
-        <w:tblW w:type="pct" w:w="100%"/>
-        <w:tblBorders>
-          <w:top w:val="single" w:color="auto" w:sz="4"/>
-          <w:left w:val="single" w:color="auto" w:sz="4"/>
-          <w:bottom w:val="single" w:color="auto" w:sz="4"/>
-          <w:right w:val="single" w:color="auto" w:sz="4"/>
-          <w:insideH w:val="single" w:color="auto" w:sz="4"/>
-          <w:insideV w:val="single" w:color="auto" w:sz="4"/>
-        </w:tblBorders>
-      </w:tblPr>
-      <w:tblGrid>
-        <w:gridCol w:w="100"/>
-        <w:gridCol w:w="100"/>
-      </w:tblGrid>
-      <w:tr>
-        <w:tc>
-          <w:tcPr>
-            <w:tcW w:type="pct" w:w="22%"/>
-            <w:tcBorders>
-              <w:top w:val="single" w:color="999999" w:sz="4"/>
-              <w:left w:val="single" w:color="999999" w:sz="4"/>
-              <w:bottom w:val="single" w:color="999999" w:sz="4"/>
-              <w:right w:val="single" w:color="999999" w:sz="4"/>
-            </w:tcBorders>
-            <w:shd w:fill="E8E8E8" w:val="clear"/>
-          </w:tcPr>
-          <w:p>
-            <w:r>
-              <w:rPr>
-                <w:b/>
-              </w:rPr>
-              <w:t>Abbreviation</w:t>
-            </w:r>
-          </w:p>
-        </w:tc>
-        <w:tc>
-          <w:tcPr>
-            <w:tcW w:type="pct" w:w="22%"/>
-            <w:tcBorders>
-              <w:top w:val="single" w:color="999999" w:sz="4"/>
-              <w:left w:val="single" w:color="999999" w:sz="4"/>
-              <w:bottom w:val="single" w:color="999999" w:sz="4"/>
-              <w:right w:val="single" w:color="999999" w:sz="4"/>
-            </w:tcBorders>
-            <w:shd w:fill="E8E8E8" w:val="clear"/>
-          </w:tcPr>
-          <w:p>
-            <w:r>
-              <w:rPr>
-                <w:b/>
-              </w:rPr>
-              <w:t>Meaning</w:t>
-            </w:r>
-          </w:p>
-        </w:tc>
-      </w:tr>
-      <w:tr>
-        <w:tc>
-          <w:tcPr>
-            <w:tcW w:type="pct" w:w="22%"/>
-            <w:tcBorders>
-              <w:top w:val="single" w:color="999999" w:sz="4"/>
-              <w:left w:val="single" w:color="999999" w:sz="4"/>
-              <w:bottom w:val="single" w:color="999999" w:sz="4"/>
-              <w:right w:val="single" w:color="999999" w:sz="4"/>
-            </w:tcBorders>
-            <w:shd w:fill="E8E8E8" w:val="clear"/>
-          </w:tcPr>
-          <w:p>
-            <w:r>
-              <w:rPr>
-                <w:b w:val="0"/>
-              </w:rPr>
-              <w:t>CAPA</w:t>
-            </w:r>
-          </w:p>
-        </w:tc>
-        <w:tc>
-          <w:tcPr>
-            <w:tcW w:type="pct" w:w="22%"/>
-            <w:tcBorders>
-              <w:top w:val="single" w:color="999999" w:sz="4"/>
-              <w:left w:val="single" w:color="999999" w:sz="4"/>
-              <w:bottom w:val="single" w:color="999999" w:sz="4"/>
-              <w:right w:val="single" w:color="999999" w:sz="4"/>
-            </w:tcBorders>
-            <w:shd w:fill="E8E8E8" w:val="clear"/>
-          </w:tcPr>
-          <w:p>
-            <w:r>
-              <w:rPr>
-                <w:b w:val="0"/>
-              </w:rPr>
-              <w:t>corrective and preventive action</w:t>
-            </w:r>
-          </w:p>
-        </w:tc>
-      </w:tr>
-      <w:tr>
-        <w:tc>
-          <w:tcPr>
-            <w:tcW w:type="pct" w:w="22%"/>
-            <w:tcBorders>
-              <w:top w:val="single" w:color="999999" w:sz="4"/>
-              <w:left w:val="single" w:color="999999" w:sz="4"/>
-              <w:bottom w:val="single" w:color="999999" w:sz="4"/>
-              <w:right w:val="single" w:color="999999" w:sz="4"/>
-            </w:tcBorders>
-            <w:shd w:fill="E8E8E8" w:val="clear"/>
-          </w:tcPr>
-          <w:p>
-            <w:r>
-              <w:rPr>
-                <w:b w:val="0"/>
-              </w:rPr>
-              <w:t>IMS</w:t>
-            </w:r>
-          </w:p>
-        </w:tc>
-        <w:tc>
-          <w:tcPr>
-            <w:tcW w:type="pct" w:w="22%"/>
-            <w:tcBorders>
-              <w:top w:val="single" w:color="999999" w:sz="4"/>
-              <w:left w:val="single" w:color="999999" w:sz="4"/>
-              <w:bottom w:val="single" w:color="999999" w:sz="4"/>
-              <w:right w:val="single" w:color="999999" w:sz="4"/>
-            </w:tcBorders>
-            <w:shd w:fill="E8E8E8" w:val="clear"/>
-          </w:tcPr>
-          <w:p>
-            <w:r>
-              <w:rPr>
-                <w:b w:val="0"/>
-              </w:rPr>
-              <w:t>Information Management System (NABH SHCO chapter 10)</w:t>
-            </w:r>
-          </w:p>
-        </w:tc>
-      </w:tr>
-      <w:tr>
-        <w:tc>
-          <w:tcPr>
-            <w:tcW w:type="pct" w:w="22%"/>
-            <w:tcBorders>
-              <w:top w:val="single" w:color="999999" w:sz="4"/>
-              <w:left w:val="single" w:color="999999" w:sz="4"/>
-              <w:bottom w:val="single" w:color="999999" w:sz="4"/>
-              <w:right w:val="single" w:color="999999" w:sz="4"/>
-            </w:tcBorders>
-            <w:shd w:fill="E8E8E8" w:val="clear"/>
-          </w:tcPr>
-          <w:p>
-            <w:r>
-              <w:rPr>
-                <w:b w:val="0"/>
-              </w:rPr>
-              <w:t>NABH</w:t>
-            </w:r>
-          </w:p>
-        </w:tc>
-        <w:tc>
-          <w:tcPr>
-            <w:tcW w:type="pct" w:w="22%"/>
-            <w:tcBorders>
-              <w:top w:val="single" w:color="999999" w:sz="4"/>
-              <w:left w:val="single" w:color="999999" w:sz="4"/>
-              <w:bottom w:val="single" w:color="999999" w:sz="4"/>
-              <w:right w:val="single" w:color="999999" w:sz="4"/>
-            </w:tcBorders>
-            <w:shd w:fill="E8E8E8" w:val="clear"/>
-          </w:tcPr>
-          <w:p>
-            <w:r>
-              <w:rPr>
-                <w:b w:val="0"/>
-              </w:rPr>
-              <w:t>National Accreditation Board for Hospitals and Healthcare Providers</w:t>
-            </w:r>
-          </w:p>
-        </w:tc>
-      </w:tr>
-      <w:tr>
-        <w:tc>
-          <w:tcPr>
-            <w:tcW w:type="pct" w:w="22%"/>
-            <w:tcBorders>
-              <w:top w:val="single" w:color="999999" w:sz="4"/>
-              <w:left w:val="single" w:color="999999" w:sz="4"/>
-              <w:bottom w:val="single" w:color="999999" w:sz="4"/>
-              <w:right w:val="single" w:color="999999" w:sz="4"/>
-            </w:tcBorders>
-            <w:shd w:fill="E8E8E8" w:val="clear"/>
-          </w:tcPr>
-          <w:p>
-            <w:r>
-              <w:rPr>
-                <w:b w:val="0"/>
-              </w:rPr>
-              <w:t>OE</w:t>
-            </w:r>
-          </w:p>
-        </w:tc>
-        <w:tc>
-          <w:tcPr>
-            <w:tcW w:type="pct" w:w="22%"/>
-            <w:tcBorders>
-              <w:top w:val="single" w:color="999999" w:sz="4"/>
-              <w:left w:val="single" w:color="999999" w:sz="4"/>
-              <w:bottom w:val="single" w:color="999999" w:sz="4"/>
-              <w:right w:val="single" w:color="999999" w:sz="4"/>
-            </w:tcBorders>
-            <w:shd w:fill="E8E8E8" w:val="clear"/>
-          </w:tcPr>
-          <w:p>
-            <w:r>
-              <w:rPr>
-                <w:b w:val="0"/>
-              </w:rPr>
-              <w:t>objective element</w:t>
-            </w:r>
-          </w:p>
-        </w:tc>
-      </w:tr>
-      <w:tr>
-        <w:tc>
-          <w:tcPr>
-            <w:tcW w:type="pct" w:w="22%"/>
-            <w:tcBorders>
-              <w:top w:val="single" w:color="999999" w:sz="4"/>
-              <w:left w:val="single" w:color="999999" w:sz="4"/>
-              <w:bottom w:val="single" w:color="999999" w:sz="4"/>
-              <w:right w:val="single" w:color="999999" w:sz="4"/>
-            </w:tcBorders>
-            <w:shd w:fill="E8E8E8" w:val="clear"/>
-          </w:tcPr>
-          <w:p>
-            <w:r>
-              <w:rPr>
-                <w:b w:val="0"/>
-              </w:rPr>
-              <w:t>SHCO</w:t>
-            </w:r>
-          </w:p>
-        </w:tc>
-        <w:tc>
-          <w:tcPr>
-            <w:tcW w:type="pct" w:w="22%"/>
-            <w:tcBorders>
-              <w:top w:val="single" w:color="999999" w:sz="4"/>
-              <w:left w:val="single" w:color="999999" w:sz="4"/>
-              <w:bottom w:val="single" w:color="999999" w:sz="4"/>
-              <w:right w:val="single" w:color="999999" w:sz="4"/>
-            </w:tcBorders>
-            <w:shd w:fill="E8E8E8" w:val="clear"/>
-          </w:tcPr>
-          <w:p>
-            <w:r>
-              <w:rPr>
-                <w:b w:val="0"/>
-              </w:rPr>
-              <w:t>Standards for Small Healthcare Organisations</w:t>
-            </w:r>
-          </w:p>
-        </w:tc>
-      </w:tr>
-    </w:tbl>
-    <w:p>
-      <w:pPr>
-        <w:pStyle w:val="Heading1"/>
-        <w:spacing w:after="120" w:before="280"/>
-      </w:pPr>
-      <w:r>
-        <w:t>11. Traceability to NABH SHCO 3rd Edition IMS.3</w:t>
-      </w:r>
-    </w:p>
-    <w:p>
-      <w:pPr>
-        <w:spacing w:after="120"/>
-      </w:pPr>
-      <w:r>
-        <w:rPr>
-          <w:i/>
-          <w:iCs/>
-          <w:sz w:val="20"/>
-          <w:szCs w:val="20"/>
-        </w:rPr>
-        <w:t xml:space="preserve">This table is an index. It is not how the policy is organised.</w:t>
-      </w:r>
-    </w:p>
     <w:p>
       <w:pPr>
         <w:pStyle w:val="Heading1"/>

--- a/policies/build/masters/IMS.3_v2_master.docx
+++ b/policies/build/masters/IMS.3_v2_master.docx
@@ -665,19 +665,19 @@
           <w:sz w:val="22"/>
           <w:szCs w:val="22"/>
         </w:rPr>
-        <w:t xml:space="preserve">This policy describes how the medical record at «Hospital Name» contains the continuity-of-care items IMS.3 names: reasons for admission, diagnosis and plan of care; details of assessments, reassessments, consultations, investigation results, operative and other procedures, and care provided; transfer details when the patient is transferred to another hospital; a copy of the discharge summary; a copy of the cause-of-death certificate in case of death; and access for care providers to the current and past medical record.</w:t>
-      </w:r>
-    </w:p>
-    <w:p>
-      <w:pPr>
-        <w:spacing w:after="140"/>
-      </w:pPr>
-      <w:r>
-        <w:rPr>
-          <w:sz w:val="22"/>
-          <w:szCs w:val="22"/>
-        </w:rPr>
-        <w:t xml:space="preserve">IMS.3 owns these as record-completeness requirements. Care chapters own the clinical content: AAC.3 owns assessment and care planning; AAC.7 owns handover and internal transfer mechanics; AAC.2 owns transfer-out mechanics; AAC.8 owns the discharge summary itself; COP owns operative and procedure notes. This policy requires that copies and details are in the record — it does not rewrite those clinical methods.</w:t>
+        <w:t>This policy describes how the medical record at «Hospital Name» contains the continuity-of-care items this policy names: reasons for admission, diagnosis and plan of care; details of assessments, reassessments, consultations, investigation results, operative and other procedures, and care provided; transfer details when the patient is transferred to another hospital; a copy of the discharge summary; a copy of the cause-of-death certificate in case of death; and access for care providers to the current and past medical record.</w:t>
+      </w:r>
+    </w:p>
+    <w:p>
+      <w:pPr>
+        <w:spacing w:after="140"/>
+      </w:pPr>
+      <w:r>
+        <w:rPr>
+          <w:sz w:val="22"/>
+          <w:szCs w:val="22"/>
+        </w:rPr>
+        <w:t>Other clinical policies own the clinical content: assessment and care planning, handover and internal transfer mechanics, transfer-out mechanics, and the discharge summary itself each have their own policy, as do operative and procedure notes. This policy requires that copies and details are in the record — it does not rewrite those clinical methods.</w:t>
       </w:r>
     </w:p>
     <w:p>
@@ -703,18 +703,6 @@
     </w:p>
     <w:p>
       <w:pPr>
-        <w:spacing w:after="140"/>
-      </w:pPr>
-      <w:r>
-        <w:rPr>
-          <w:sz w:val="22"/>
-          <w:szCs w:val="22"/>
-        </w:rPr>
-        <w:t xml:space="preserve">It covers the six elements IMS.3.a–f. It does not cover entry authentication (IMS.2), confidentiality of access (IMS.4), retention (IMS.5), or the review programme (IMS.6).</w:t>
-      </w:r>
-    </w:p>
-    <w:p>
-      <w:pPr>
         <w:pStyle w:val="Heading1"/>
         <w:spacing w:after="120" w:before="280"/>
       </w:pPr>
@@ -902,7 +890,7 @@
           <w:sz w:val="22"/>
           <w:szCs w:val="22"/>
         </w:rPr>
-        <w:t xml:space="preserve">The treating doctor records the reason for admission (or the presenting problem for an ambulatory visit), the working or confirmed diagnosis, and the plan of care. AAC.3 owns how assessment and planning are done. This step owns that those three items are present in the record and can be found without reconstructing the episode from memory.</w:t>
+        <w:t>The treating doctor records the reason for admission (or the presenting problem for an ambulatory visit), the working or confirmed diagnosis, and the plan of care. This step owns that those three items are present in the record and can be found without reconstructing the episode from memory.</w:t>
       </w:r>
     </w:p>
     <w:p>
@@ -964,7 +952,7 @@
           <w:sz w:val="22"/>
           <w:szCs w:val="22"/>
         </w:rPr>
-        <w:t xml:space="preserve">initial assessment and each reassessment (AAC.3);</w:t>
+        <w:t>initial assessment and each reassessment;</w:t>
       </w:r>
     </w:p>
     <w:p>
@@ -998,24 +986,24 @@
           <w:sz w:val="22"/>
           <w:szCs w:val="22"/>
         </w:rPr>
-        <w:t xml:space="preserve">investigation results (filed or electronically linked — AAC.4/AAC.5 own the reports);</w:t>
-      </w:r>
-    </w:p>
-    <w:p>
-      <w:pPr>
-        <w:pStyle w:val="ListParagraph"/>
-        <w:numPr>
-          <w:ilvl w:val="0"/>
-          <w:numId w:val="1"/>
-        </w:numPr>
-        <w:spacing w:after="60"/>
-      </w:pPr>
-      <w:r>
-        <w:rPr>
-          <w:sz w:val="22"/>
-          <w:szCs w:val="22"/>
-        </w:rPr>
-        <w:t xml:space="preserve">operative notes and other procedure notes (COP owns the clinical method);</w:t>
+        <w:t>investigation results (filed or electronically linked — the laboratory and imaging policies own the reports);</w:t>
+      </w:r>
+    </w:p>
+    <w:p>
+      <w:pPr>
+        <w:pStyle w:val="ListParagraph"/>
+        <w:numPr>
+          <w:ilvl w:val="0"/>
+          <w:numId w:val="1"/>
+        </w:numPr>
+        <w:spacing w:after="60"/>
+      </w:pPr>
+      <w:r>
+        <w:rPr>
+          <w:sz w:val="22"/>
+          <w:szCs w:val="22"/>
+        </w:rPr>
+        <w:t>operative notes and other procedure notes (the clinical-care policies own the method);</w:t>
       </w:r>
     </w:p>
     <w:p>
@@ -1077,7 +1065,7 @@
           <w:sz w:val="22"/>
           <w:szCs w:val="22"/>
         </w:rPr>
-        <w:t xml:space="preserve">Details include: reason for transfer, receiving organisation, date and time of transfer, clinical condition at transfer, documents sent with the patient, and the name of the transferring doctor. AAC.2 owns the transfer-out decision and safety criteria. This step owns that those details are in this hospital's record.</w:t>
+        <w:t>Details include: reason for transfer, receiving organisation, date and time of transfer, clinical condition at transfer, documents sent with the patient, and the name of the transferring doctor. This step owns that those details are in this hospital's record.</w:t>
       </w:r>
     </w:p>
     <w:p>
@@ -1122,7 +1110,7 @@
           <w:sz w:val="22"/>
           <w:szCs w:val="22"/>
         </w:rPr>
-        <w:t xml:space="preserve">AAC.8 owns the discharge summary given to the patient (including patients leaving against medical advice). This step owns that a copy — paper or electronic — is filed in the medical record before the record is closed.</w:t>
+        <w:t>This step owns that a copy — paper or electronic — is filed in the medical record before the record is closed.</w:t>
       </w:r>
     </w:p>
     <w:p>
@@ -1167,7 +1155,7 @@
           <w:sz w:val="22"/>
           <w:szCs w:val="22"/>
         </w:rPr>
-        <w:t xml:space="preserve">The treating doctor (or the doctor who certifies death) ensures a copy of the cause-of-death certificate is filed in the record. AAC.8 owns the death-summary content given to the family. This step owns the certificate copy in the record.</w:t>
+        <w:t>The treating doctor (or the doctor who certifies death) ensures a copy of the cause-of-death certificate is filed in the record. This step owns the certificate copy in the record.</w:t>
       </w:r>
     </w:p>
     <w:p>
@@ -1224,7 +1212,7 @@
           <w:sz w:val="22"/>
           <w:szCs w:val="22"/>
         </w:rPr>
-        <w:t xml:space="preserve">IMS.4 owns confidentiality, security and the disclosure gate. Access under this step is for care providers who need the record to care for the patient — not open browsing. After-hours retrieval is logged.</w:t>
+        <w:t>Access under this step is for care providers who need the record to care for the patient — not open browsing. After-hours retrieval is logged.</w:t>
       </w:r>
     </w:p>
     <w:p>
@@ -1471,7 +1459,7 @@
           <w:sz w:val="22"/>
           <w:szCs w:val="22"/>
         </w:rPr>
-        <w:t xml:space="preserve">Feeds missing-item rates to IMS.6 review.</w:t>
+        <w:t>Feeds missing-item rates to the periodic record-review process.</w:t>
       </w:r>
     </w:p>
     <w:p>

--- a/policies/build/masters/IMS.3_v2_master.docx
+++ b/policies/build/masters/IMS.3_v2_master.docx
@@ -3959,8 +3959,23 @@
           <w:sz w:val="22"/>
           <w:szCs w:val="22"/>
         </w:rPr>
-        <w:t xml:space="preserve">National Accreditation Board for Hospitals and Healthcare Providers (NABH), Standards for Small Healthcare Organisations, 3rd Edition — Information Management System chapter, standard IMS.3.</w:t>
-      </w:r>
+      </w:r>
+      <w:r>
+        <w:rPr>
+          <w:sz w:val="22"/>
+        </w:rPr>
+        <w:t xml:space="preserve">National Accreditation Board for Hospitals &amp; Healthcare Providers. (2022). Standards for small healthcare organisations (3rd ed.) — Information Management System chapter, standard IMS.3. </w:t>
+      </w:r>
+      <w:hyperlink r:id="rId9">
+        <w:r>
+          <w:rPr>
+            <w:rStyle w:val="Hyperlink"/>
+            <w:sz w:val="22"/>
+            <w:szCs w:val="22"/>
+          </w:rPr>
+          <w:t>https://nabh.co/programmes/small-healthcare-organisation-shco-accreditation-programme/</w:t>
+        </w:r>
+      </w:hyperlink>
     </w:p>
     <w:p>
       <w:pPr>
